--- a/docs/entregables/03-manual-de-campo.docx
+++ b/docs/entregables/03-manual-de-campo.docx
@@ -29,6 +29,17 @@
           <w:sz w:val="21"/>
         </w:rPr>
         <w:t>Lo que hay que hacer, en orden, para capturar una jornada de dataset con el sistema montado en la cosechadora. Está escrito para leerse en el campo, no en el escritorio.</w:t>
+      </w:r>
+    </w:p>
+    <w:p>
+      <w:r>
+        <w:rPr>
+          <w:b w:val="0"/>
+          <w:i/>
+          <w:color w:val="0B0B0B"/>
+          <w:sz w:val="21"/>
+        </w:rPr>
+        <w:t>Versión 1.2 — 22 de octubre de 2026. Los nodos van con pilas AA y sin microSD, la central con una batería LiFePO4 de 12 V y el punto de acceso es un router Tenda N301. La versión 1.1 añadió la prueba de los ultrasónicos (§7.1) y la definición de grupo (§5).</w:t>
       </w:r>
     </w:p>
     <w:p>
@@ -192,7 +203,7 @@
                 <w:color w:val="0B0B0B"/>
                 <w:sz w:val="18"/>
               </w:rPr>
-              <w:t>Recibe, verifica, guarda, infiere y sirve la pantalla</w:t>
+              <w:t>Recibe, verifica, guarda, infiere y sirve la pantalla. Lleva su propia batería LiFePO4 de 12 V</w:t>
             </w:r>
           </w:p>
         </w:tc>
@@ -255,7 +266,7 @@
                 <w:color w:val="0B0B0B"/>
                 <w:sz w:val="18"/>
               </w:rPr>
-              <w:t>El Wi-Fi. Va a la Pi por cable Ethernet</w:t>
+              <w:t>El Wi-Fi: un router Tenda N301. Va a la Pi por cable Ethernet y se alimenta a 9 V de la misma batería de cabina</w:t>
             </w:r>
           </w:p>
         </w:tc>
@@ -463,7 +474,7 @@
                 <w:color w:val="0B0B0B"/>
                 <w:sz w:val="18"/>
               </w:rPr>
-              <w:t>Superficie del material acumulado</w:t>
+              <w:t>Superficie del material acumulado. El LED lleva su propia batería de 9 V, fuera de la tolva</w:t>
             </w:r>
           </w:p>
         </w:tc>
@@ -1509,6 +1520,148 @@
           </w:p>
         </w:tc>
       </w:tr>
+      <w:tr>
+        <w:tc>
+          <w:tcPr>
+            <w:tcW w:type="dxa" w:w="3213"/>
+          </w:tcPr>
+          <w:p>
+            <w:pPr>
+              <w:spacing w:after="40" w:before="40"/>
+            </w:pPr>
+            <w:r/>
+            <w:r>
+              <w:rPr>
+                <w:b w:val="0"/>
+                <w:i w:val="0"/>
+                <w:color w:val="0B0B0B"/>
+                <w:sz w:val="18"/>
+              </w:rPr>
+              <w:t>10</w:t>
+            </w:r>
+          </w:p>
+        </w:tc>
+        <w:tc>
+          <w:tcPr>
+            <w:tcW w:type="dxa" w:w="3213"/>
+          </w:tcPr>
+          <w:p>
+            <w:pPr>
+              <w:spacing w:after="40" w:before="40"/>
+            </w:pPr>
+            <w:r/>
+            <w:r>
+              <w:rPr>
+                <w:b w:val="0"/>
+                <w:i w:val="0"/>
+                <w:color w:val="0B0B0B"/>
+                <w:sz w:val="18"/>
+              </w:rPr>
+              <w:t>Ajustar en el banco la ventana del LED de la tolva, cuando el firmware lo maneje, con la batería de 9 V llena y casi vacía</w:t>
+            </w:r>
+          </w:p>
+        </w:tc>
+        <w:tc>
+          <w:tcPr>
+            <w:tcW w:type="dxa" w:w="3213"/>
+          </w:tcPr>
+          <w:p>
+            <w:pPr>
+              <w:spacing w:after="40" w:before="40"/>
+            </w:pPr>
+            <w:r/>
+            <w:r>
+              <w:rPr>
+                <w:b w:val="0"/>
+                <w:i w:val="0"/>
+                <w:color w:val="0B0B0B"/>
+                <w:sz w:val="18"/>
+              </w:rPr>
+              <w:t xml:space="preserve">La foto sale bien expuesta y </w:t>
+            </w:r>
+            <w:r>
+              <w:rPr>
+                <w:b/>
+                <w:i w:val="0"/>
+                <w:color w:val="0B0B0B"/>
+                <w:sz w:val="18"/>
+              </w:rPr>
+              <w:t>todas</w:t>
+            </w:r>
+            <w:r>
+              <w:rPr>
+                <w:b w:val="0"/>
+                <w:i w:val="0"/>
+                <w:color w:val="0B0B0B"/>
+                <w:sz w:val="18"/>
+              </w:rPr>
+              <w:t xml:space="preserve"> las guardadas salen iluminadas</w:t>
+            </w:r>
+          </w:p>
+        </w:tc>
+      </w:tr>
+      <w:tr>
+        <w:tc>
+          <w:tcPr>
+            <w:tcW w:type="dxa" w:w="3213"/>
+          </w:tcPr>
+          <w:p>
+            <w:pPr>
+              <w:spacing w:after="40" w:before="40"/>
+            </w:pPr>
+            <w:r/>
+            <w:r>
+              <w:rPr>
+                <w:b w:val="0"/>
+                <w:i w:val="0"/>
+                <w:color w:val="0B0B0B"/>
+                <w:sz w:val="18"/>
+              </w:rPr>
+              <w:t>11</w:t>
+            </w:r>
+          </w:p>
+        </w:tc>
+        <w:tc>
+          <w:tcPr>
+            <w:tcW w:type="dxa" w:w="3213"/>
+          </w:tcPr>
+          <w:p>
+            <w:pPr>
+              <w:spacing w:after="40" w:before="40"/>
+            </w:pPr>
+            <w:r/>
+            <w:r>
+              <w:rPr>
+                <w:b w:val="0"/>
+                <w:i w:val="0"/>
+                <w:color w:val="0B0B0B"/>
+                <w:sz w:val="18"/>
+              </w:rPr>
+              <w:t>Cargar la batería LiFePO4 de la central y las pilas de los ocho nodos</w:t>
+            </w:r>
+          </w:p>
+        </w:tc>
+        <w:tc>
+          <w:tcPr>
+            <w:tcW w:type="dxa" w:w="3213"/>
+          </w:tcPr>
+          <w:p>
+            <w:pPr>
+              <w:spacing w:after="40" w:before="40"/>
+            </w:pPr>
+            <w:r/>
+            <w:r>
+              <w:rPr>
+                <w:b w:val="0"/>
+                <w:i w:val="0"/>
+                <w:color w:val="0B0B0B"/>
+                <w:sz w:val="18"/>
+              </w:rPr>
+              <w:t>Batería llena y con fusible; cada juego de pilas por encima de 4,5 V, idealmente recién cargado (≈ 5,6 V)</w:t>
+            </w:r>
+          </w:p>
+        </w:tc>
+      </w:tr>
     </w:tbl>
     <w:p>
       <w:pPr>
@@ -2539,6 +2692,130 @@
           </w:p>
         </w:tc>
       </w:tr>
+      <w:tr>
+        <w:tc>
+          <w:tcPr>
+            <w:tcW w:type="dxa" w:w="3213"/>
+          </w:tcPr>
+          <w:p>
+            <w:pPr>
+              <w:spacing w:after="40" w:before="40"/>
+            </w:pPr>
+            <w:r/>
+            <w:r>
+              <w:rPr>
+                <w:b w:val="0"/>
+                <w:i w:val="0"/>
+                <w:color w:val="0B0B0B"/>
+                <w:sz w:val="18"/>
+              </w:rPr>
+              <w:t>Huecos en los frames de una cámara</w:t>
+            </w:r>
+          </w:p>
+        </w:tc>
+        <w:tc>
+          <w:tcPr>
+            <w:tcW w:type="dxa" w:w="3213"/>
+          </w:tcPr>
+          <w:p>
+            <w:pPr>
+              <w:spacing w:after="40" w:before="40"/>
+            </w:pPr>
+            <w:r/>
+            <w:r>
+              <w:rPr>
+                <w:b w:val="0"/>
+                <w:i w:val="0"/>
+                <w:color w:val="0B0B0B"/>
+                <w:sz w:val="18"/>
+              </w:rPr>
+              <w:t>Se cortó el enlace. Sin microSD, esos frames se perdieron</w:t>
+            </w:r>
+          </w:p>
+        </w:tc>
+        <w:tc>
+          <w:tcPr>
+            <w:tcW w:type="dxa" w:w="3213"/>
+          </w:tcPr>
+          <w:p>
+            <w:pPr>
+              <w:spacing w:after="40" w:before="40"/>
+            </w:pPr>
+            <w:r/>
+            <w:r>
+              <w:rPr>
+                <w:b w:val="0"/>
+                <w:i w:val="0"/>
+                <w:color w:val="0B0B0B"/>
+                <w:sz w:val="18"/>
+              </w:rPr>
+              <w:t>Mirar la cobertura del AP y anotar el intervalo</w:t>
+            </w:r>
+          </w:p>
+        </w:tc>
+      </w:tr>
+      <w:tr>
+        <w:tc>
+          <w:tcPr>
+            <w:tcW w:type="dxa" w:w="3213"/>
+          </w:tcPr>
+          <w:p>
+            <w:pPr>
+              <w:spacing w:after="40" w:before="40"/>
+            </w:pPr>
+            <w:r/>
+            <w:r>
+              <w:rPr>
+                <w:b w:val="0"/>
+                <w:i w:val="0"/>
+                <w:color w:val="0B0B0B"/>
+                <w:sz w:val="18"/>
+              </w:rPr>
+              <w:t>Aviso de batería en una cámara</w:t>
+            </w:r>
+          </w:p>
+        </w:tc>
+        <w:tc>
+          <w:tcPr>
+            <w:tcW w:type="dxa" w:w="3213"/>
+          </w:tcPr>
+          <w:p>
+            <w:pPr>
+              <w:spacing w:after="40" w:before="40"/>
+            </w:pPr>
+            <w:r/>
+            <w:r>
+              <w:rPr>
+                <w:b w:val="0"/>
+                <w:i w:val="0"/>
+                <w:color w:val="0B0B0B"/>
+                <w:sz w:val="18"/>
+              </w:rPr>
+              <w:t>Las pilas se acercan al límite: unas 11 h estimadas</w:t>
+            </w:r>
+          </w:p>
+        </w:tc>
+        <w:tc>
+          <w:tcPr>
+            <w:tcW w:type="dxa" w:w="3213"/>
+          </w:tcPr>
+          <w:p>
+            <w:pPr>
+              <w:spacing w:after="40" w:before="40"/>
+            </w:pPr>
+            <w:r/>
+            <w:r>
+              <w:rPr>
+                <w:b w:val="0"/>
+                <w:i w:val="0"/>
+                <w:color w:val="0B0B0B"/>
+                <w:sz w:val="18"/>
+              </w:rPr>
+              <w:t>Parar entre tolvadas y cambiar el juego</w:t>
+            </w:r>
+          </w:p>
+        </w:tc>
+      </w:tr>
     </w:tbl>
     <w:p>
       <w:pPr>
@@ -2639,6 +2916,75 @@
           <w:sz w:val="15"/>
         </w:rPr>
         <w:t>sudo systemctl stop ricevi-central</w:t>
+      </w:r>
+    </w:p>
+    <w:p>
+      <w:pPr>
+        <w:spacing w:before="0" w:after="0" w:line="240" w:lineRule="auto"/>
+        <w:ind w:left="170"/>
+        <w:shd w:val="clear" w:color="auto" w:fill="F4F4F2"/>
+      </w:pPr>
+      <w:r>
+        <w:rPr>
+          <w:rFonts w:ascii="Consolas" w:hAnsi="Consolas"/>
+          <w:color w:val="1A1A1A"/>
+          <w:sz w:val="15"/>
+        </w:rPr>
+        <w:t>sudo shutdown -h now</w:t>
+      </w:r>
+    </w:p>
+    <w:p>
+      <w:pPr>
+        <w:spacing w:after="80"/>
+      </w:pPr>
+    </w:p>
+    <w:p>
+      <w:r>
+        <w:rPr>
+          <w:b/>
+          <w:i w:val="0"/>
+          <w:color w:val="0B0B0B"/>
+          <w:sz w:val="21"/>
+        </w:rPr>
+        <w:t>Esperar a que la Pi se apague del todo antes de desconectar la batería.</w:t>
+      </w:r>
+      <w:r>
+        <w:rPr>
+          <w:b w:val="0"/>
+          <w:i w:val="0"/>
+          <w:color w:val="0B0B0B"/>
+          <w:sz w:val="21"/>
+        </w:rPr>
+        <w:t xml:space="preserve"> Y lo mismo si hay que cambiarla a mitad de jornada: parar, apagar, cambiar y volver a arrancar. </w:t>
+      </w:r>
+      <w:r>
+        <w:rPr>
+          <w:b/>
+          <w:i w:val="0"/>
+          <w:color w:val="0B0B0B"/>
+          <w:sz w:val="21"/>
+        </w:rPr>
+        <w:t>Los nodos no llevan microSD:</w:t>
+      </w:r>
+      <w:r>
+        <w:rPr>
+          <w:b w:val="0"/>
+          <w:i w:val="0"/>
+          <w:color w:val="0B0B0B"/>
+          <w:sz w:val="21"/>
+        </w:rPr>
+        <w:t xml:space="preserve"> mientras la central está apagada, los frames que capturan se pierden. Por eso el cambio se hace con la máquina parada, entre tolvadas, y abre una sesión nueva al volver (§5).</w:t>
+      </w:r>
+    </w:p>
+    <w:p>
+      <w:r>
+        <w:rPr>
+          <w:b w:val="0"/>
+          <w:i w:val="0"/>
+          <w:color w:val="0B0B0B"/>
+          <w:sz w:val="21"/>
+        </w:rPr>
+        <w:t>Ya con la Pi encendida otra vez, o en el taller:</w:t>
       </w:r>
     </w:p>
     <w:p>
@@ -2867,6 +3213,74 @@
           <w:sz w:val="21"/>
         </w:rPr>
         <w:t xml:space="preserve"> Dividir entrenamiento, validación y prueba al azar sobre estas filas da métricas infladas y falsas: dos frames consecutivos de la misma pasada son casi la misma imagen, y si uno cae en entrenamiento y otro en prueba, el modelo ya ha visto la respuesta. La división va por grupo.</w:t>
+      </w:r>
+    </w:p>
+    <w:p>
+      <w:r>
+        <w:rPr>
+          <w:b/>
+          <w:i w:val="0"/>
+          <w:color w:val="0B0B0B"/>
+          <w:sz w:val="21"/>
+        </w:rPr>
+        <w:t>Un grupo es una jornada, identificada por su fecha.</w:t>
+      </w:r>
+      <w:r>
+        <w:rPr>
+          <w:b w:val="0"/>
+          <w:i w:val="0"/>
+          <w:color w:val="0B0B0B"/>
+          <w:sz w:val="21"/>
+        </w:rPr>
+        <w:t xml:space="preserve"> No la pasada: dos pasadas del mismo lote, con minutos de diferencia, la misma luz y el mismo cultivo, siguen siendo casi la misma imagen. Y tampoco el </w:t>
+      </w:r>
+      <w:r>
+        <w:rPr>
+          <w:rFonts w:ascii="Consolas" w:hAnsi="Consolas"/>
+          <w:b w:val="0"/>
+          <w:i w:val="0"/>
+          <w:color w:val="8B2E2E"/>
+          <w:sz w:val="19"/>
+        </w:rPr>
+        <w:t>session_id</w:t>
+      </w:r>
+      <w:r>
+        <w:rPr>
+          <w:b w:val="0"/>
+          <w:i w:val="0"/>
+          <w:color w:val="0B0B0B"/>
+          <w:sz w:val="21"/>
+        </w:rPr>
+        <w:t>: si la central se reinicia a mitad del día —al cambiar la batería, por ejemplo— abre una sesión nueva y partiría la jornada entre entrenamiento y prueba.</w:t>
+      </w:r>
+    </w:p>
+    <w:p>
+      <w:r>
+        <w:rPr>
+          <w:b w:val="0"/>
+          <w:i w:val="0"/>
+          <w:color w:val="0B0B0B"/>
+          <w:sz w:val="21"/>
+        </w:rPr>
+        <w:t xml:space="preserve">De ahí una consecuencia para planear las salidas: hacen falta </w:t>
+      </w:r>
+      <w:r>
+        <w:rPr>
+          <w:b/>
+          <w:i w:val="0"/>
+          <w:color w:val="0B0B0B"/>
+          <w:sz w:val="21"/>
+        </w:rPr>
+        <w:t>al menos dos o tres jornadas de captura</w:t>
+      </w:r>
+      <w:r>
+        <w:rPr>
+          <w:b w:val="0"/>
+          <w:i w:val="0"/>
+          <w:color w:val="0B0B0B"/>
+          <w:sz w:val="21"/>
+        </w:rPr>
+        <w:t>, porque una entera se reserva para la prueba y no puede aparecer en el entrenamiento. Si además son en lotes distintos, mejor: el examen se parece menos todavía a la práctica.</w:t>
       </w:r>
     </w:p>
     <w:p>
@@ -3664,6 +4078,633 @@
     </w:p>
     <w:p>
       <w:pPr>
+        <w:keepNext/>
+        <w:spacing w:before="200" w:after="120"/>
+      </w:pPr>
+      <w:r>
+        <w:rPr>
+          <w:b/>
+          <w:i w:val="0"/>
+          <w:color w:val="0B0B0B"/>
+          <w:sz w:val="25"/>
+        </w:rPr>
+        <w:t>7.1 La prueba de los ultrasónicos</w:t>
+      </w:r>
+    </w:p>
+    <w:p>
+      <w:r>
+        <w:rPr>
+          <w:b w:val="0"/>
+          <w:i w:val="0"/>
+          <w:color w:val="0B0B0B"/>
+          <w:sz w:val="21"/>
+        </w:rPr>
+        <w:t xml:space="preserve">Medir el </w:t>
+      </w:r>
+      <w:r>
+        <w:rPr>
+          <w:rFonts w:ascii="Consolas" w:hAnsi="Consolas"/>
+          <w:b w:val="0"/>
+          <w:i w:val="0"/>
+          <w:color w:val="8B2E2E"/>
+          <w:sz w:val="19"/>
+        </w:rPr>
+        <w:t>offset_b_mm</w:t>
+      </w:r>
+      <w:r>
+        <w:rPr>
+          <w:b w:val="0"/>
+          <w:i w:val="0"/>
+          <w:color w:val="0B0B0B"/>
+          <w:sz w:val="21"/>
+        </w:rPr>
+        <w:t xml:space="preserve"> responde a «¿a qué distancia está la cuchilla del sensor?». Queda otra pregunta, que ninguna calibración responde: </w:t>
+      </w:r>
+      <w:r>
+        <w:rPr>
+          <w:b/>
+          <w:i w:val="0"/>
+          <w:color w:val="0B0B0B"/>
+          <w:sz w:val="21"/>
+        </w:rPr>
+        <w:t>¿la distancia que mide el sensor en el lote llega de verdad hasta el suelo?</w:t>
+      </w:r>
+    </w:p>
+    <w:p>
+      <w:r>
+        <w:rPr>
+          <w:b w:val="0"/>
+          <w:i w:val="0"/>
+          <w:color w:val="0B0B0B"/>
+          <w:sz w:val="21"/>
+        </w:rPr>
+        <w:t xml:space="preserve">El sensor mide hasta lo primero en que rebota su sonido. Si el eco vuelve de las puntas del rastrojo —que quedan justo a la altura de la cuchilla—, la altura calculada sale cerca de cero; si vuelve de hojas a media altura, sale un valor intermedio. En los tres casos el número es estable y está en rango, así que entra con calidad </w:t>
+      </w:r>
+      <w:r>
+        <w:rPr>
+          <w:rFonts w:ascii="Consolas" w:hAnsi="Consolas"/>
+          <w:b w:val="0"/>
+          <w:i w:val="0"/>
+          <w:color w:val="8B2E2E"/>
+          <w:sz w:val="19"/>
+        </w:rPr>
+        <w:t>buena</w:t>
+      </w:r>
+      <w:r>
+        <w:rPr>
+          <w:b w:val="0"/>
+          <w:i w:val="0"/>
+          <w:color w:val="0B0B0B"/>
+          <w:sz w:val="21"/>
+        </w:rPr>
+        <w:t xml:space="preserve"> y nadie lo nota: es exactamente el error silencioso que la regla del nulo quiere evitar.</w:t>
+      </w:r>
+    </w:p>
+    <w:p>
+      <w:r>
+        <w:rPr>
+          <w:b w:val="0"/>
+          <w:i w:val="0"/>
+          <w:color w:val="0B0B0B"/>
+          <w:sz w:val="21"/>
+        </w:rPr>
+        <w:t>La prueba es media hora en la primera salida, solo con la cinta:</w:t>
+      </w:r>
+    </w:p>
+    <w:tbl>
+      <w:tblPr>
+        <w:tblStyle w:val="TableGrid"/>
+        <w:tblW w:type="auto" w:w="0"/>
+        <w:jc w:val="center"/>
+        <w:tblLook w:firstColumn="1" w:firstRow="1" w:lastColumn="0" w:lastRow="0" w:noHBand="0" w:noVBand="1" w:val="04A0"/>
+      </w:tblPr>
+      <w:tblGrid>
+        <w:gridCol w:w="4819"/>
+        <w:gridCol w:w="4819"/>
+      </w:tblGrid>
+      <w:tr>
+        <w:tc>
+          <w:tcPr>
+            <w:tcW w:type="dxa" w:w="4819"/>
+            <w:shd w:val="clear" w:color="auto" w:fill="E8EDF6"/>
+          </w:tcPr>
+          <w:p>
+            <w:pPr>
+              <w:spacing w:after="40" w:before="40"/>
+            </w:pPr>
+            <w:r/>
+            <w:r>
+              <w:rPr>
+                <w:b/>
+                <w:i w:val="0"/>
+                <w:color w:val="0B0B0B"/>
+                <w:sz w:val="18"/>
+              </w:rPr>
+              <w:t>#</w:t>
+            </w:r>
+          </w:p>
+        </w:tc>
+        <w:tc>
+          <w:tcPr>
+            <w:tcW w:type="dxa" w:w="4819"/>
+            <w:shd w:val="clear" w:color="auto" w:fill="E8EDF6"/>
+          </w:tcPr>
+          <w:p>
+            <w:pPr>
+              <w:spacing w:after="40" w:before="40"/>
+            </w:pPr>
+            <w:r/>
+            <w:r>
+              <w:rPr>
+                <w:b/>
+                <w:i w:val="0"/>
+                <w:color w:val="0B0B0B"/>
+                <w:sz w:val="18"/>
+              </w:rPr>
+              <w:t>Paso</w:t>
+            </w:r>
+          </w:p>
+        </w:tc>
+      </w:tr>
+      <w:tr>
+        <w:tc>
+          <w:tcPr>
+            <w:tcW w:type="dxa" w:w="4819"/>
+          </w:tcPr>
+          <w:p>
+            <w:pPr>
+              <w:spacing w:after="40" w:before="40"/>
+            </w:pPr>
+            <w:r/>
+            <w:r>
+              <w:rPr>
+                <w:b w:val="0"/>
+                <w:i w:val="0"/>
+                <w:color w:val="0B0B0B"/>
+                <w:sz w:val="18"/>
+              </w:rPr>
+              <w:t>1</w:t>
+            </w:r>
+          </w:p>
+        </w:tc>
+        <w:tc>
+          <w:tcPr>
+            <w:tcW w:type="dxa" w:w="4819"/>
+          </w:tcPr>
+          <w:p>
+            <w:pPr>
+              <w:spacing w:after="40" w:before="40"/>
+            </w:pPr>
+            <w:r/>
+            <w:r>
+              <w:rPr>
+                <w:b w:val="0"/>
+                <w:i w:val="0"/>
+                <w:color w:val="0B0B0B"/>
+                <w:sz w:val="18"/>
+              </w:rPr>
+              <w:t xml:space="preserve">Máquina detenida </w:t>
+            </w:r>
+            <w:r>
+              <w:rPr>
+                <w:b/>
+                <w:i w:val="0"/>
+                <w:color w:val="0B0B0B"/>
+                <w:sz w:val="18"/>
+              </w:rPr>
+              <w:t>dentro del lote y sobre rastrojo</w:t>
+            </w:r>
+            <w:r>
+              <w:rPr>
+                <w:b w:val="0"/>
+                <w:i w:val="0"/>
+                <w:color w:val="0B0B0B"/>
+                <w:sz w:val="18"/>
+              </w:rPr>
+              <w:t>, no en el patio</w:t>
+            </w:r>
+          </w:p>
+        </w:tc>
+      </w:tr>
+      <w:tr>
+        <w:tc>
+          <w:tcPr>
+            <w:tcW w:type="dxa" w:w="4819"/>
+          </w:tcPr>
+          <w:p>
+            <w:pPr>
+              <w:spacing w:after="40" w:before="40"/>
+            </w:pPr>
+            <w:r/>
+            <w:r>
+              <w:rPr>
+                <w:b w:val="0"/>
+                <w:i w:val="0"/>
+                <w:color w:val="0B0B0B"/>
+                <w:sz w:val="18"/>
+              </w:rPr>
+              <w:t>2</w:t>
+            </w:r>
+          </w:p>
+        </w:tc>
+        <w:tc>
+          <w:tcPr>
+            <w:tcW w:type="dxa" w:w="4819"/>
+          </w:tcPr>
+          <w:p>
+            <w:pPr>
+              <w:spacing w:after="40" w:before="40"/>
+            </w:pPr>
+            <w:r/>
+            <w:r>
+              <w:rPr>
+                <w:b w:val="0"/>
+                <w:i w:val="0"/>
+                <w:color w:val="0B0B0B"/>
+                <w:sz w:val="18"/>
+              </w:rPr>
+              <w:t>Medir con cinta la altura real de la cuchilla al suelo, justo debajo de cada sensor</w:t>
+            </w:r>
+          </w:p>
+        </w:tc>
+      </w:tr>
+      <w:tr>
+        <w:tc>
+          <w:tcPr>
+            <w:tcW w:type="dxa" w:w="4819"/>
+          </w:tcPr>
+          <w:p>
+            <w:pPr>
+              <w:spacing w:after="40" w:before="40"/>
+            </w:pPr>
+            <w:r/>
+            <w:r>
+              <w:rPr>
+                <w:b w:val="0"/>
+                <w:i w:val="0"/>
+                <w:color w:val="0B0B0B"/>
+                <w:sz w:val="18"/>
+              </w:rPr>
+              <w:t>3</w:t>
+            </w:r>
+          </w:p>
+        </w:tc>
+        <w:tc>
+          <w:tcPr>
+            <w:tcW w:type="dxa" w:w="4819"/>
+          </w:tcPr>
+          <w:p>
+            <w:pPr>
+              <w:spacing w:after="40" w:before="40"/>
+            </w:pPr>
+            <w:r/>
+            <w:r>
+              <w:rPr>
+                <w:b w:val="0"/>
+                <w:i w:val="0"/>
+                <w:color w:val="0B0B0B"/>
+                <w:sz w:val="18"/>
+              </w:rPr>
+              <w:t xml:space="preserve">Anotar lo que reporta el sistema para </w:t>
+            </w:r>
+            <w:r>
+              <w:rPr>
+                <w:rFonts w:ascii="Consolas" w:hAnsi="Consolas"/>
+                <w:b w:val="0"/>
+                <w:i w:val="0"/>
+                <w:color w:val="8B2E2E"/>
+                <w:sz w:val="16"/>
+              </w:rPr>
+              <w:t>NU01</w:t>
+            </w:r>
+            <w:r>
+              <w:rPr>
+                <w:b w:val="0"/>
+                <w:i w:val="0"/>
+                <w:color w:val="0B0B0B"/>
+                <w:sz w:val="18"/>
+              </w:rPr>
+              <w:t xml:space="preserve"> y </w:t>
+            </w:r>
+            <w:r>
+              <w:rPr>
+                <w:rFonts w:ascii="Consolas" w:hAnsi="Consolas"/>
+                <w:b w:val="0"/>
+                <w:i w:val="0"/>
+                <w:color w:val="8B2E2E"/>
+                <w:sz w:val="16"/>
+              </w:rPr>
+              <w:t>NU02</w:t>
+            </w:r>
+          </w:p>
+        </w:tc>
+      </w:tr>
+      <w:tr>
+        <w:tc>
+          <w:tcPr>
+            <w:tcW w:type="dxa" w:w="4819"/>
+          </w:tcPr>
+          <w:p>
+            <w:pPr>
+              <w:spacing w:after="40" w:before="40"/>
+            </w:pPr>
+            <w:r/>
+            <w:r>
+              <w:rPr>
+                <w:b w:val="0"/>
+                <w:i w:val="0"/>
+                <w:color w:val="0B0B0B"/>
+                <w:sz w:val="18"/>
+              </w:rPr>
+              <w:t>4</w:t>
+            </w:r>
+          </w:p>
+        </w:tc>
+        <w:tc>
+          <w:tcPr>
+            <w:tcW w:type="dxa" w:w="4819"/>
+          </w:tcPr>
+          <w:p>
+            <w:pPr>
+              <w:spacing w:after="40" w:before="40"/>
+            </w:pPr>
+            <w:r/>
+            <w:r>
+              <w:rPr>
+                <w:b w:val="0"/>
+                <w:i w:val="0"/>
+                <w:color w:val="0B0B0B"/>
+                <w:sz w:val="18"/>
+              </w:rPr>
+              <w:t>Repetir a tres o cuatro alturas distintas del cabezal</w:t>
+            </w:r>
+          </w:p>
+        </w:tc>
+      </w:tr>
+    </w:tbl>
+    <w:p>
+      <w:pPr>
+        <w:spacing w:after="80"/>
+      </w:pPr>
+    </w:p>
+    <w:p>
+      <w:r>
+        <w:rPr>
+          <w:b w:val="0"/>
+          <w:i w:val="0"/>
+          <w:color w:val="0B0B0B"/>
+          <w:sz w:val="21"/>
+        </w:rPr>
+        <w:t>Cómo se lee el resultado:</w:t>
+      </w:r>
+    </w:p>
+    <w:tbl>
+      <w:tblPr>
+        <w:tblStyle w:val="TableGrid"/>
+        <w:tblW w:type="auto" w:w="0"/>
+        <w:jc w:val="center"/>
+        <w:tblLook w:firstColumn="1" w:firstRow="1" w:lastColumn="0" w:lastRow="0" w:noHBand="0" w:noVBand="1" w:val="04A0"/>
+      </w:tblPr>
+      <w:tblGrid>
+        <w:gridCol w:w="4819"/>
+        <w:gridCol w:w="4819"/>
+      </w:tblGrid>
+      <w:tr>
+        <w:tc>
+          <w:tcPr>
+            <w:tcW w:type="dxa" w:w="4819"/>
+            <w:shd w:val="clear" w:color="auto" w:fill="E8EDF6"/>
+          </w:tcPr>
+          <w:p>
+            <w:pPr>
+              <w:spacing w:after="40" w:before="40"/>
+            </w:pPr>
+            <w:r/>
+            <w:r>
+              <w:rPr>
+                <w:b/>
+                <w:i w:val="0"/>
+                <w:color w:val="0B0B0B"/>
+                <w:sz w:val="18"/>
+              </w:rPr>
+              <w:t>Lo que sale</w:t>
+            </w:r>
+          </w:p>
+        </w:tc>
+        <w:tc>
+          <w:tcPr>
+            <w:tcW w:type="dxa" w:w="4819"/>
+            <w:shd w:val="clear" w:color="auto" w:fill="E8EDF6"/>
+          </w:tcPr>
+          <w:p>
+            <w:pPr>
+              <w:spacing w:after="40" w:before="40"/>
+            </w:pPr>
+            <w:r/>
+            <w:r>
+              <w:rPr>
+                <w:b/>
+                <w:i w:val="0"/>
+                <w:color w:val="0B0B0B"/>
+                <w:sz w:val="18"/>
+              </w:rPr>
+              <w:t>Qué significa</w:t>
+            </w:r>
+          </w:p>
+        </w:tc>
+      </w:tr>
+      <w:tr>
+        <w:tc>
+          <w:tcPr>
+            <w:tcW w:type="dxa" w:w="4819"/>
+          </w:tcPr>
+          <w:p>
+            <w:pPr>
+              <w:spacing w:after="40" w:before="40"/>
+            </w:pPr>
+            <w:r/>
+            <w:r>
+              <w:rPr>
+                <w:b w:val="0"/>
+                <w:i w:val="0"/>
+                <w:color w:val="0B0B0B"/>
+                <w:sz w:val="18"/>
+              </w:rPr>
+              <w:t>Coincide con la cinta (±2–3 cm) a todas las alturas</w:t>
+            </w:r>
+          </w:p>
+        </w:tc>
+        <w:tc>
+          <w:tcPr>
+            <w:tcW w:type="dxa" w:w="4819"/>
+          </w:tcPr>
+          <w:p>
+            <w:pPr>
+              <w:spacing w:after="40" w:before="40"/>
+            </w:pPr>
+            <w:r/>
+            <w:r>
+              <w:rPr>
+                <w:b w:val="0"/>
+                <w:i w:val="0"/>
+                <w:color w:val="0B0B0B"/>
+                <w:sz w:val="18"/>
+              </w:rPr>
+              <w:t xml:space="preserve">El sensor ve el suelo. </w:t>
+            </w:r>
+            <w:r>
+              <w:rPr>
+                <w:rFonts w:ascii="Consolas" w:hAnsi="Consolas"/>
+                <w:b w:val="0"/>
+                <w:i w:val="0"/>
+                <w:color w:val="8B2E2E"/>
+                <w:sz w:val="16"/>
+              </w:rPr>
+              <w:t>header_height</w:t>
+            </w:r>
+            <w:r>
+              <w:rPr>
+                <w:b w:val="0"/>
+                <w:i w:val="0"/>
+                <w:color w:val="0B0B0B"/>
+                <w:sz w:val="18"/>
+              </w:rPr>
+              <w:t xml:space="preserve"> se puede publicar</w:t>
+            </w:r>
+          </w:p>
+        </w:tc>
+      </w:tr>
+      <w:tr>
+        <w:tc>
+          <w:tcPr>
+            <w:tcW w:type="dxa" w:w="4819"/>
+          </w:tcPr>
+          <w:p>
+            <w:pPr>
+              <w:spacing w:after="40" w:before="40"/>
+            </w:pPr>
+            <w:r/>
+            <w:r>
+              <w:rPr>
+                <w:b w:val="0"/>
+                <w:i w:val="0"/>
+                <w:color w:val="0B0B0B"/>
+                <w:sz w:val="18"/>
+              </w:rPr>
+              <w:t>Sale cerca de cero, o apenas cambia al subir el cabezal</w:t>
+            </w:r>
+          </w:p>
+        </w:tc>
+        <w:tc>
+          <w:tcPr>
+            <w:tcW w:type="dxa" w:w="4819"/>
+          </w:tcPr>
+          <w:p>
+            <w:pPr>
+              <w:spacing w:after="40" w:before="40"/>
+            </w:pPr>
+            <w:r/>
+            <w:r>
+              <w:rPr>
+                <w:b w:val="0"/>
+                <w:i w:val="0"/>
+                <w:color w:val="0B0B0B"/>
+                <w:sz w:val="18"/>
+              </w:rPr>
+              <w:t xml:space="preserve">Está viendo el rastrojo. </w:t>
+            </w:r>
+            <w:r>
+              <w:rPr>
+                <w:b/>
+                <w:i w:val="0"/>
+                <w:color w:val="0B0B0B"/>
+                <w:sz w:val="18"/>
+              </w:rPr>
+              <w:t>No se publica</w:t>
+            </w:r>
+          </w:p>
+        </w:tc>
+      </w:tr>
+      <w:tr>
+        <w:tc>
+          <w:tcPr>
+            <w:tcW w:type="dxa" w:w="4819"/>
+          </w:tcPr>
+          <w:p>
+            <w:pPr>
+              <w:spacing w:after="40" w:before="40"/>
+            </w:pPr>
+            <w:r/>
+            <w:r>
+              <w:rPr>
+                <w:b w:val="0"/>
+                <w:i w:val="0"/>
+                <w:color w:val="0B0B0B"/>
+                <w:sz w:val="18"/>
+              </w:rPr>
+              <w:t>Coincide a unas alturas y a otras no</w:t>
+            </w:r>
+          </w:p>
+        </w:tc>
+        <w:tc>
+          <w:tcPr>
+            <w:tcW w:type="dxa" w:w="4819"/>
+          </w:tcPr>
+          <w:p>
+            <w:pPr>
+              <w:spacing w:after="40" w:before="40"/>
+            </w:pPr>
+            <w:r/>
+            <w:r>
+              <w:rPr>
+                <w:b w:val="0"/>
+                <w:i w:val="0"/>
+                <w:color w:val="0B0B0B"/>
+                <w:sz w:val="18"/>
+              </w:rPr>
+              <w:t>Depende de lo que haya debajo: queda como dato de contexto</w:t>
+            </w:r>
+          </w:p>
+        </w:tc>
+      </w:tr>
+    </w:tbl>
+    <w:p>
+      <w:pPr>
+        <w:spacing w:after="80"/>
+      </w:pPr>
+    </w:p>
+    <w:p>
+      <w:r>
+        <w:rPr>
+          <w:b w:val="0"/>
+          <w:i w:val="0"/>
+          <w:color w:val="0B0B0B"/>
+          <w:sz w:val="21"/>
+        </w:rPr>
+        <w:t xml:space="preserve">Si la prueba falla no se pierde nada del dataset: la distancia cruda se sigue guardando, y </w:t>
+      </w:r>
+      <w:r>
+        <w:rPr>
+          <w:rFonts w:ascii="Consolas" w:hAnsi="Consolas"/>
+          <w:b w:val="0"/>
+          <w:i w:val="0"/>
+          <w:color w:val="8B2E2E"/>
+          <w:sz w:val="19"/>
+        </w:rPr>
+        <w:t>header_height</w:t>
+      </w:r>
+      <w:r>
+        <w:rPr>
+          <w:b w:val="0"/>
+          <w:i w:val="0"/>
+          <w:color w:val="0B0B0B"/>
+          <w:sz w:val="21"/>
+        </w:rPr>
+        <w:t xml:space="preserve"> queda como contexto no publicable, igual que una constante sin medir.</w:t>
+      </w:r>
+    </w:p>
+    <w:p>
+      <w:pPr>
         <w:spacing w:before="120" w:after="120"/>
         <w:pBdr>
           <w:bottom w:val="single" w:sz="4" w:space="1" w:color="D6D5D0"/>
@@ -3895,6 +4936,70 @@
           <w:sz w:val="21"/>
         </w:rPr>
         <w:t>Nada se da por instalado hasta que un programa lo demuestra.</w:t>
+      </w:r>
+    </w:p>
+    <w:p>
+      <w:pPr>
+        <w:spacing w:after="40"/>
+        <w:ind w:left="340"/>
+      </w:pPr>
+      <w:r>
+        <w:rPr>
+          <w:color w:val="52514E"/>
+          <w:sz w:val="21"/>
+        </w:rPr>
+        <w:t xml:space="preserve">7.  </w:t>
+      </w:r>
+      <w:r>
+        <w:rPr>
+          <w:b/>
+          <w:i w:val="0"/>
+          <w:color w:val="0B0B0B"/>
+          <w:sz w:val="21"/>
+        </w:rPr>
+        <w:t>Nada se conecta a la instalación eléctrica de la cosechadora.</w:t>
+      </w:r>
+      <w:r>
+        <w:rPr>
+          <w:b w:val="0"/>
+          <w:i w:val="0"/>
+          <w:color w:val="0B0B0B"/>
+          <w:sz w:val="21"/>
+        </w:rPr>
+        <w:t xml:space="preserve"> Ni la</w:t>
+      </w:r>
+    </w:p>
+    <w:p>
+      <w:r>
+        <w:rPr>
+          <w:b w:val="0"/>
+          <w:i w:val="0"/>
+          <w:color w:val="0B0B0B"/>
+          <w:sz w:val="21"/>
+        </w:rPr>
+        <w:t>central. Todo va con batería propia.</w:t>
+      </w:r>
+    </w:p>
+    <w:p>
+      <w:pPr>
+        <w:spacing w:after="40"/>
+        <w:ind w:left="340"/>
+      </w:pPr>
+      <w:r>
+        <w:rPr>
+          <w:color w:val="52514E"/>
+          <w:sz w:val="21"/>
+        </w:rPr>
+        <w:t xml:space="preserve">8.  </w:t>
+      </w:r>
+      <w:r>
+        <w:rPr>
+          <w:b/>
+          <w:i w:val="0"/>
+          <w:color w:val="0B0B0B"/>
+          <w:sz w:val="21"/>
+        </w:rPr>
+        <w:t>La Pi se apaga antes de quitarle la batería.</w:t>
       </w:r>
     </w:p>
     <w:p>

--- a/docs/entregables/03-manual-de-campo.docx
+++ b/docs/entregables/03-manual-de-campo.docx
@@ -39,7 +39,7 @@
           <w:color w:val="0B0B0B"/>
           <w:sz w:val="21"/>
         </w:rPr>
-        <w:t>Versión 1.2 — 22 de octubre de 2026. Los nodos van con pilas AA y sin microSD, la central con una batería LiFePO4 de 12 V y el punto de acceso es un router Tenda N301. La versión 1.1 añadió la prueba de los ultrasónicos (§7.1) y la definición de grupo (§5).</w:t>
+        <w:t>Versión 1.3 — 23 de octubre de 2026. La velocidad la mide un GPS USB con la antena en el techo de la cabina, sin sensor en la rueda: quedan siete nodos, y se añaden su montaje (§2.1), su comprobación diaria (§2.2, §3.2) y su validación en campo (§7.2). La versión 1.2 dejó los nodos con pilas AA y sin microSD, la central con una batería LiFePO4 de 12 V y el punto de acceso en un router Tenda N301; la 1.1 añadió la prueba de los ultrasónicos (§7.1) y la definición de grupo (§5).</w:t>
       </w:r>
     </w:p>
     <w:p>
@@ -560,69 +560,6 @@
                 <w:color w:val="8B2E2E"/>
                 <w:sz w:val="16"/>
               </w:rPr>
-              <w:t>NH02</w:t>
-            </w:r>
-          </w:p>
-        </w:tc>
-        <w:tc>
-          <w:tcPr>
-            <w:tcW w:type="dxa" w:w="3213"/>
-          </w:tcPr>
-          <w:p>
-            <w:pPr>
-              <w:spacing w:after="40" w:before="40"/>
-            </w:pPr>
-            <w:r/>
-            <w:r>
-              <w:rPr>
-                <w:b w:val="0"/>
-                <w:i w:val="0"/>
-                <w:color w:val="0B0B0B"/>
-                <w:sz w:val="18"/>
-              </w:rPr>
-              <w:t>Rueda instrumentada</w:t>
-            </w:r>
-          </w:p>
-        </w:tc>
-        <w:tc>
-          <w:tcPr>
-            <w:tcW w:type="dxa" w:w="3213"/>
-          </w:tcPr>
-          <w:p>
-            <w:pPr>
-              <w:spacing w:after="40" w:before="40"/>
-            </w:pPr>
-            <w:r/>
-            <w:r>
-              <w:rPr>
-                <w:b w:val="0"/>
-                <w:i w:val="0"/>
-                <w:color w:val="0B0B0B"/>
-                <w:sz w:val="18"/>
-              </w:rPr>
-              <w:t>Pulsos → velocidad</w:t>
-            </w:r>
-          </w:p>
-        </w:tc>
-      </w:tr>
-      <w:tr>
-        <w:tc>
-          <w:tcPr>
-            <w:tcW w:type="dxa" w:w="3213"/>
-          </w:tcPr>
-          <w:p>
-            <w:pPr>
-              <w:spacing w:after="40" w:before="40"/>
-            </w:pPr>
-            <w:r/>
-            <w:r>
-              <w:rPr>
-                <w:rFonts w:ascii="Consolas" w:hAnsi="Consolas"/>
-                <w:b w:val="0"/>
-                <w:i w:val="0"/>
-                <w:color w:val="8B2E2E"/>
-                <w:sz w:val="16"/>
-              </w:rPr>
               <w:t>NU01</w:t>
             </w:r>
             <w:r>
@@ -683,6 +620,69 @@
                 <w:sz w:val="18"/>
               </w:rPr>
               <w:t>Distancia al suelo → altura</w:t>
+            </w:r>
+          </w:p>
+        </w:tc>
+      </w:tr>
+      <w:tr>
+        <w:tc>
+          <w:tcPr>
+            <w:tcW w:type="dxa" w:w="3213"/>
+          </w:tcPr>
+          <w:p>
+            <w:pPr>
+              <w:spacing w:after="40" w:before="40"/>
+            </w:pPr>
+            <w:r/>
+            <w:r>
+              <w:rPr>
+                <w:rFonts w:ascii="Consolas" w:hAnsi="Consolas"/>
+                <w:b w:val="0"/>
+                <w:i w:val="0"/>
+                <w:color w:val="8B2E2E"/>
+                <w:sz w:val="16"/>
+              </w:rPr>
+              <w:t>GPS01</w:t>
+            </w:r>
+          </w:p>
+        </w:tc>
+        <w:tc>
+          <w:tcPr>
+            <w:tcW w:type="dxa" w:w="3213"/>
+          </w:tcPr>
+          <w:p>
+            <w:pPr>
+              <w:spacing w:after="40" w:before="40"/>
+            </w:pPr>
+            <w:r/>
+            <w:r>
+              <w:rPr>
+                <w:b w:val="0"/>
+                <w:i w:val="0"/>
+                <w:color w:val="0B0B0B"/>
+                <w:sz w:val="18"/>
+              </w:rPr>
+              <w:t>Techo de la cabina, con cable USB a la Pi</w:t>
+            </w:r>
+          </w:p>
+        </w:tc>
+        <w:tc>
+          <w:tcPr>
+            <w:tcW w:type="dxa" w:w="3213"/>
+          </w:tcPr>
+          <w:p>
+            <w:pPr>
+              <w:spacing w:after="40" w:before="40"/>
+            </w:pPr>
+            <w:r/>
+            <w:r>
+              <w:rPr>
+                <w:b w:val="0"/>
+                <w:i w:val="0"/>
+                <w:color w:val="0B0B0B"/>
+                <w:sz w:val="18"/>
+              </w:rPr>
+              <w:t>Velocidad de avance. No es un nodo: no lleva pilas ni Wi-Fi</w:t>
             </w:r>
           </w:p>
         </w:tc>
@@ -1001,7 +1001,7 @@
                 <w:color w:val="0B0B0B"/>
                 <w:sz w:val="18"/>
               </w:rPr>
-              <w:t xml:space="preserve">Anotar las ocho MAC en </w:t>
+              <w:t xml:space="preserve">Anotar las siete MAC en </w:t>
             </w:r>
             <w:r>
               <w:rPr>
@@ -1155,7 +1155,7 @@
                 <w:color w:val="0B0B0B"/>
                 <w:sz w:val="18"/>
               </w:rPr>
-              <w:t>Crear las diez reservas DHCP</w:t>
+              <w:t>Crear las nueve reservas DHCP</w:t>
             </w:r>
           </w:p>
         </w:tc>
@@ -1280,7 +1280,7 @@
                 <w:color w:val="0B0B0B"/>
                 <w:sz w:val="18"/>
               </w:rPr>
-              <w:t>Instalar la central en la Pi</w:t>
+              <w:t>Conectar el GPS a un USB de la Pi e instalar la central</w:t>
             </w:r>
           </w:p>
         </w:tc>
@@ -1310,7 +1310,7 @@
                 <w:color w:val="0B0B0B"/>
                 <w:sz w:val="18"/>
               </w:rPr>
-              <w:t xml:space="preserve"> termina en verde</w:t>
+              <w:t xml:space="preserve"> termina en verde y en el paso 5/8 muestra el receptor</w:t>
             </w:r>
           </w:p>
         </w:tc>
@@ -1352,7 +1352,7 @@
                 <w:color w:val="0B0B0B"/>
                 <w:sz w:val="18"/>
               </w:rPr>
-              <w:t xml:space="preserve">Grabar y provisionar los ocho nodos, </w:t>
+              <w:t xml:space="preserve">Grabar y provisionar los siete nodos, </w:t>
             </w:r>
             <w:r>
               <w:rPr>
@@ -1443,7 +1443,7 @@
                 <w:color w:val="0B0B0B"/>
                 <w:sz w:val="18"/>
               </w:rPr>
-              <w:t>Las ocho etiquetadas</w:t>
+              <w:t>Las siete etiquetadas</w:t>
             </w:r>
           </w:p>
         </w:tc>
@@ -1637,7 +1637,7 @@
                 <w:color w:val="0B0B0B"/>
                 <w:sz w:val="18"/>
               </w:rPr>
-              <w:t>Cargar la batería LiFePO4 de la central y las pilas de los ocho nodos</w:t>
+              <w:t>Cargar la batería LiFePO4 de la central y las pilas de los siete nodos</w:t>
             </w:r>
           </w:p>
         </w:tc>
@@ -1658,6 +1658,68 @@
                 <w:sz w:val="18"/>
               </w:rPr>
               <w:t>Batería llena y con fusible; cada juego de pilas por encima de 4,5 V, idealmente recién cargado (≈ 5,6 V)</w:t>
+            </w:r>
+          </w:p>
+        </w:tc>
+      </w:tr>
+      <w:tr>
+        <w:tc>
+          <w:tcPr>
+            <w:tcW w:type="dxa" w:w="3213"/>
+          </w:tcPr>
+          <w:p>
+            <w:pPr>
+              <w:spacing w:after="40" w:before="40"/>
+            </w:pPr>
+            <w:r/>
+            <w:r>
+              <w:rPr>
+                <w:b w:val="0"/>
+                <w:i w:val="0"/>
+                <w:color w:val="0B0B0B"/>
+                <w:sz w:val="18"/>
+              </w:rPr>
+              <w:t>12</w:t>
+            </w:r>
+          </w:p>
+        </w:tc>
+        <w:tc>
+          <w:tcPr>
+            <w:tcW w:type="dxa" w:w="3213"/>
+          </w:tcPr>
+          <w:p>
+            <w:pPr>
+              <w:spacing w:after="40" w:before="40"/>
+            </w:pPr>
+            <w:r/>
+            <w:r>
+              <w:rPr>
+                <w:b w:val="0"/>
+                <w:i w:val="0"/>
+                <w:color w:val="0B0B0B"/>
+                <w:sz w:val="18"/>
+              </w:rPr>
+              <w:t>Montar el GPS con su imán en el techo de la cabina y bajar el cable a la Pi sujeto contra la vibración</w:t>
+            </w:r>
+          </w:p>
+        </w:tc>
+        <w:tc>
+          <w:tcPr>
+            <w:tcW w:type="dxa" w:w="3213"/>
+          </w:tcPr>
+          <w:p>
+            <w:pPr>
+              <w:spacing w:after="40" w:before="40"/>
+            </w:pPr>
+            <w:r/>
+            <w:r>
+              <w:rPr>
+                <w:b w:val="0"/>
+                <w:i w:val="0"/>
+                <w:color w:val="0B0B0B"/>
+                <w:sz w:val="18"/>
+              </w:rPr>
+              <w:t>En el HMI, la fila GPS en verde con satélites y HDOP</w:t>
             </w:r>
           </w:p>
         </w:tc>
@@ -1685,7 +1747,65 @@
           <w:color w:val="0B0B0B"/>
           <w:sz w:val="21"/>
         </w:rPr>
-        <w:t xml:space="preserve"> Si se encienden los ocho a la vez y algo falla, hay ocho sospechosos. Añadiéndolos en orden, el nodo que rompe el sistema es el último que se encendió.</w:t>
+        <w:t xml:space="preserve"> Si se encienden los siete a la vez y algo falla, hay siete sospechosos. Añadiéndolos en orden, el nodo que rompe el sistema es el último que se encendió.</w:t>
+      </w:r>
+    </w:p>
+    <w:p>
+      <w:r>
+        <w:rPr>
+          <w:b/>
+          <w:i w:val="0"/>
+          <w:color w:val="0B0B0B"/>
+          <w:sz w:val="21"/>
+        </w:rPr>
+        <w:t>Al provisionar desde la Pi con el GPS enchufado</w:t>
+      </w:r>
+      <w:r>
+        <w:rPr>
+          <w:b w:val="0"/>
+          <w:i w:val="0"/>
+          <w:color w:val="0B0B0B"/>
+          <w:sz w:val="21"/>
+        </w:rPr>
+        <w:t xml:space="preserve">, </w:t>
+      </w:r>
+      <w:r>
+        <w:rPr>
+          <w:rFonts w:ascii="Consolas" w:hAnsi="Consolas"/>
+          <w:b w:val="0"/>
+          <w:i w:val="0"/>
+          <w:color w:val="8B2E2E"/>
+          <w:sz w:val="19"/>
+        </w:rPr>
+        <w:t>/dev/ttyACM0</w:t>
+      </w:r>
+      <w:r>
+        <w:rPr>
+          <w:b w:val="0"/>
+          <w:i w:val="0"/>
+          <w:color w:val="0B0B0B"/>
+          <w:sz w:val="21"/>
+        </w:rPr>
+        <w:t xml:space="preserve"> puede ser el GPS. Elegir el puerto de la placa en </w:t>
+      </w:r>
+      <w:r>
+        <w:rPr>
+          <w:rFonts w:ascii="Consolas" w:hAnsi="Consolas"/>
+          <w:b w:val="0"/>
+          <w:i w:val="0"/>
+          <w:color w:val="8B2E2E"/>
+          <w:sz w:val="19"/>
+        </w:rPr>
+        <w:t>/dev/serial/by-id/</w:t>
+      </w:r>
+      <w:r>
+        <w:rPr>
+          <w:b w:val="0"/>
+          <w:i w:val="0"/>
+          <w:color w:val="0B0B0B"/>
+          <w:sz w:val="21"/>
+        </w:rPr>
+        <w:t xml:space="preserve"> o desconectar el GPS mientras tanto (capítulo 2, §4.2).</w:t>
       </w:r>
     </w:p>
     <w:p>
@@ -1732,6 +1852,26 @@
           <w:sz w:val="21"/>
         </w:rPr>
         <w:t>Tiene que terminar sin fallos. Si hay avisos de calibración, se puede capturar igual: lo que no se podrá es publicar las magnitudes derivadas.</w:t>
+      </w:r>
+    </w:p>
+    <w:p>
+      <w:r>
+        <w:rPr>
+          <w:b/>
+          <w:i w:val="0"/>
+          <w:color w:val="0B0B0B"/>
+          <w:sz w:val="21"/>
+        </w:rPr>
+        <w:t>Hazlo con la máquina al aire libre.</w:t>
+      </w:r>
+      <w:r>
+        <w:rPr>
+          <w:b w:val="0"/>
+          <w:i w:val="0"/>
+          <w:color w:val="0B0B0B"/>
+          <w:sz w:val="21"/>
+        </w:rPr>
+        <w:t xml:space="preserve"> El GPS necesita ver el cielo y, en frío, tarda uno o dos minutos en encontrar los satélites. Dentro del galpón la comprobación del GPS falla, y es lo esperado.</w:t>
       </w:r>
     </w:p>
     <w:p>
@@ -2001,7 +2141,7 @@
                 <w:color w:val="0B0B0B"/>
                 <w:sz w:val="18"/>
               </w:rPr>
-              <w:t>Ocho puntos verdes</w:t>
+              <w:t>Siete puntos verdes</w:t>
             </w:r>
           </w:p>
         </w:tc>
@@ -2127,7 +2267,49 @@
                 <w:color w:val="0B0B0B"/>
                 <w:sz w:val="18"/>
               </w:rPr>
-              <w:t>Subiendo, en los cuatro sensores</w:t>
+              <w:t>Subiendo, en los tres sensores</w:t>
+            </w:r>
+          </w:p>
+        </w:tc>
+      </w:tr>
+      <w:tr>
+        <w:tc>
+          <w:tcPr>
+            <w:tcW w:type="dxa" w:w="4819"/>
+          </w:tcPr>
+          <w:p>
+            <w:pPr>
+              <w:spacing w:after="40" w:before="40"/>
+            </w:pPr>
+            <w:r/>
+            <w:r>
+              <w:rPr>
+                <w:b w:val="0"/>
+                <w:i w:val="0"/>
+                <w:color w:val="0B0B0B"/>
+                <w:sz w:val="18"/>
+              </w:rPr>
+              <w:t>GPS</w:t>
+            </w:r>
+          </w:p>
+        </w:tc>
+        <w:tc>
+          <w:tcPr>
+            <w:tcW w:type="dxa" w:w="4819"/>
+          </w:tcPr>
+          <w:p>
+            <w:pPr>
+              <w:spacing w:after="40" w:before="40"/>
+            </w:pPr>
+            <w:r/>
+            <w:r>
+              <w:rPr>
+                <w:b w:val="0"/>
+                <w:i w:val="0"/>
+                <w:color w:val="0B0B0B"/>
+                <w:sz w:val="18"/>
+              </w:rPr>
+              <w:t>Satélites y HDOP en verde; la velocidad en km/h con la máquina en marcha y 0 con la máquina detenida</w:t>
             </w:r>
           </w:p>
         </w:tc>
@@ -2812,6 +2994,148 @@
                 <w:sz w:val="18"/>
               </w:rPr>
               <w:t>Parar entre tolvadas y cambiar el juego</w:t>
+            </w:r>
+          </w:p>
+        </w:tc>
+      </w:tr>
+      <w:tr>
+        <w:tc>
+          <w:tcPr>
+            <w:tcW w:type="dxa" w:w="3213"/>
+          </w:tcPr>
+          <w:p>
+            <w:pPr>
+              <w:spacing w:after="40" w:before="40"/>
+            </w:pPr>
+            <w:r/>
+            <w:r>
+              <w:rPr>
+                <w:b w:val="0"/>
+                <w:i w:val="0"/>
+                <w:color w:val="0B0B0B"/>
+                <w:sz w:val="18"/>
+              </w:rPr>
+              <w:t>GPS «sin señal»</w:t>
+            </w:r>
+          </w:p>
+        </w:tc>
+        <w:tc>
+          <w:tcPr>
+            <w:tcW w:type="dxa" w:w="3213"/>
+          </w:tcPr>
+          <w:p>
+            <w:pPr>
+              <w:spacing w:after="40" w:before="40"/>
+            </w:pPr>
+            <w:r/>
+            <w:r>
+              <w:rPr>
+                <w:b w:val="0"/>
+                <w:i w:val="0"/>
+                <w:color w:val="0B0B0B"/>
+                <w:sz w:val="18"/>
+              </w:rPr>
+              <w:t xml:space="preserve">El receptor no ve suficientes satélites. No hay velocidad ni </w:t>
+            </w:r>
+            <w:r>
+              <w:rPr>
+                <w:b w:val="0"/>
+                <w:i/>
+                <w:color w:val="0B0B0B"/>
+                <w:sz w:val="18"/>
+              </w:rPr>
+              <w:t>reel index</w:t>
+            </w:r>
+            <w:r>
+              <w:rPr>
+                <w:b w:val="0"/>
+                <w:i w:val="0"/>
+                <w:color w:val="0B0B0B"/>
+                <w:sz w:val="18"/>
+              </w:rPr>
+              <w:t>; las imágenes se siguen guardando</w:t>
+            </w:r>
+          </w:p>
+        </w:tc>
+        <w:tc>
+          <w:tcPr>
+            <w:tcW w:type="dxa" w:w="3213"/>
+          </w:tcPr>
+          <w:p>
+            <w:pPr>
+              <w:spacing w:after="40" w:before="40"/>
+            </w:pPr>
+            <w:r/>
+            <w:r>
+              <w:rPr>
+                <w:b w:val="0"/>
+                <w:i w:val="0"/>
+                <w:color w:val="0B0B0B"/>
+                <w:sz w:val="18"/>
+              </w:rPr>
+              <w:t>Normal un momento bajo árboles o junto a un galpón. Si dura, revisar que la antena siga en el techo y con cielo despejado</w:t>
+            </w:r>
+          </w:p>
+        </w:tc>
+      </w:tr>
+      <w:tr>
+        <w:tc>
+          <w:tcPr>
+            <w:tcW w:type="dxa" w:w="3213"/>
+          </w:tcPr>
+          <w:p>
+            <w:pPr>
+              <w:spacing w:after="40" w:before="40"/>
+            </w:pPr>
+            <w:r/>
+            <w:r>
+              <w:rPr>
+                <w:b w:val="0"/>
+                <w:i w:val="0"/>
+                <w:color w:val="0B0B0B"/>
+                <w:sz w:val="18"/>
+              </w:rPr>
+              <w:t>GPS «sin receptor»</w:t>
+            </w:r>
+          </w:p>
+        </w:tc>
+        <w:tc>
+          <w:tcPr>
+            <w:tcW w:type="dxa" w:w="3213"/>
+          </w:tcPr>
+          <w:p>
+            <w:pPr>
+              <w:spacing w:after="40" w:before="40"/>
+            </w:pPr>
+            <w:r/>
+            <w:r>
+              <w:rPr>
+                <w:b w:val="0"/>
+                <w:i w:val="0"/>
+                <w:color w:val="0B0B0B"/>
+                <w:sz w:val="18"/>
+              </w:rPr>
+              <w:t>La Pi no ve el GPS</w:t>
+            </w:r>
+          </w:p>
+        </w:tc>
+        <w:tc>
+          <w:tcPr>
+            <w:tcW w:type="dxa" w:w="3213"/>
+          </w:tcPr>
+          <w:p>
+            <w:pPr>
+              <w:spacing w:after="40" w:before="40"/>
+            </w:pPr>
+            <w:r/>
+            <w:r>
+              <w:rPr>
+                <w:b w:val="0"/>
+                <w:i w:val="0"/>
+                <w:color w:val="0B0B0B"/>
+                <w:sz w:val="18"/>
+              </w:rPr>
+              <w:t>Revisar el cable USB. La central lo vuelve a buscar sola cada 5 s</w:t>
             </w:r>
           </w:p>
         </w:tc>
@@ -3558,25 +3882,6 @@
           <w:color w:val="8B2E2E"/>
           <w:sz w:val="19"/>
         </w:rPr>
-        <w:t>wheel_speed</w:t>
-      </w:r>
-      <w:r>
-        <w:rPr>
-          <w:b/>
-          <w:i w:val="0"/>
-          <w:color w:val="0B0B0B"/>
-          <w:sz w:val="21"/>
-        </w:rPr>
-        <w:t xml:space="preserve">, </w:t>
-      </w:r>
-      <w:r>
-        <w:rPr>
-          <w:rFonts w:ascii="Consolas" w:hAnsi="Consolas"/>
-          <w:b/>
-          <w:i w:val="0"/>
-          <w:color w:val="8B2E2E"/>
-          <w:sz w:val="19"/>
-        </w:rPr>
         <w:t>header_height</w:t>
       </w:r>
       <w:r>
@@ -3614,7 +3919,7 @@
           <w:color w:val="0B0B0B"/>
           <w:sz w:val="21"/>
         </w:rPr>
-        <w:t>.</w:t>
+        <w:t>. La velocidad del GPS no necesita ninguna constante: se valida con la prueba de §7.2.</w:t>
       </w:r>
     </w:p>
     <w:tbl>
@@ -3690,7 +3995,26 @@
                 <w:color w:val="8B2E2E"/>
                 <w:sz w:val="16"/>
               </w:rPr>
-              <w:t>circunferencia_rueda_m</w:t>
+              <w:t>pulsos_por_vuelta</w:t>
+            </w:r>
+            <w:r>
+              <w:rPr>
+                <w:b w:val="0"/>
+                <w:i w:val="0"/>
+                <w:color w:val="0B0B0B"/>
+                <w:sz w:val="18"/>
+              </w:rPr>
+              <w:t xml:space="preserve"> de </w:t>
+            </w:r>
+            <w:r>
+              <w:rPr>
+                <w:rFonts w:ascii="Consolas" w:hAnsi="Consolas"/>
+                <w:b w:val="0"/>
+                <w:i w:val="0"/>
+                <w:color w:val="8B2E2E"/>
+                <w:sz w:val="16"/>
+              </w:rPr>
+              <w:t>HALL01</w:t>
             </w:r>
           </w:p>
         </w:tc>
@@ -3710,25 +4034,7 @@
                 <w:color w:val="0B0B0B"/>
                 <w:sz w:val="18"/>
               </w:rPr>
-              <w:t xml:space="preserve">Marcar el neumático, avanzar </w:t>
-            </w:r>
-            <w:r>
-              <w:rPr>
-                <w:b/>
-                <w:i w:val="0"/>
-                <w:color w:val="0B0B0B"/>
-                <w:sz w:val="18"/>
-              </w:rPr>
-              <w:t>diez vueltas en campo y con carga</w:t>
-            </w:r>
-            <w:r>
-              <w:rPr>
-                <w:b w:val="0"/>
-                <w:i w:val="0"/>
-                <w:color w:val="0B0B0B"/>
-                <w:sz w:val="18"/>
-              </w:rPr>
-              <w:t>, medir y dividir. Con la máquina vacía o sobre asfalto sale otro número</w:t>
+              <w:t>Contar los imanes del eje del molinete y girarlo una vuelta a mano: el contador del nodo debe subir exactamente ese número</w:t>
             </w:r>
           </w:p>
         </w:tc>
@@ -4705,6 +5011,426 @@
     </w:p>
     <w:p>
       <w:pPr>
+        <w:keepNext/>
+        <w:spacing w:before="200" w:after="120"/>
+      </w:pPr>
+      <w:r>
+        <w:rPr>
+          <w:b/>
+          <w:i w:val="0"/>
+          <w:color w:val="0B0B0B"/>
+          <w:sz w:val="25"/>
+        </w:rPr>
+        <w:t>7.2 La comprobación del GPS</w:t>
+      </w:r>
+    </w:p>
+    <w:p>
+      <w:r>
+        <w:rPr>
+          <w:b w:val="0"/>
+          <w:i w:val="0"/>
+          <w:color w:val="0B0B0B"/>
+          <w:sz w:val="21"/>
+        </w:rPr>
+        <w:t>El GPS no tiene constante que medir, pero sí hay que comprobar que su velocidad sirve, sobre todo a paso lento, que es como trabaja una cosechadora en el lote. Son veinte minutos en la primera salida, con una cinta y un cronómetro:</w:t>
+      </w:r>
+    </w:p>
+    <w:tbl>
+      <w:tblPr>
+        <w:tblStyle w:val="TableGrid"/>
+        <w:tblW w:type="auto" w:w="0"/>
+        <w:jc w:val="center"/>
+        <w:tblLook w:firstColumn="1" w:firstRow="1" w:lastColumn="0" w:lastRow="0" w:noHBand="0" w:noVBand="1" w:val="04A0"/>
+      </w:tblPr>
+      <w:tblGrid>
+        <w:gridCol w:w="4819"/>
+        <w:gridCol w:w="4819"/>
+      </w:tblGrid>
+      <w:tr>
+        <w:tc>
+          <w:tcPr>
+            <w:tcW w:type="dxa" w:w="4819"/>
+            <w:shd w:val="clear" w:color="auto" w:fill="E8EDF6"/>
+          </w:tcPr>
+          <w:p>
+            <w:pPr>
+              <w:spacing w:after="40" w:before="40"/>
+            </w:pPr>
+            <w:r/>
+            <w:r>
+              <w:rPr>
+                <w:b/>
+                <w:i w:val="0"/>
+                <w:color w:val="0B0B0B"/>
+                <w:sz w:val="18"/>
+              </w:rPr>
+              <w:t>#</w:t>
+            </w:r>
+          </w:p>
+        </w:tc>
+        <w:tc>
+          <w:tcPr>
+            <w:tcW w:type="dxa" w:w="4819"/>
+            <w:shd w:val="clear" w:color="auto" w:fill="E8EDF6"/>
+          </w:tcPr>
+          <w:p>
+            <w:pPr>
+              <w:spacing w:after="40" w:before="40"/>
+            </w:pPr>
+            <w:r/>
+            <w:r>
+              <w:rPr>
+                <w:b/>
+                <w:i w:val="0"/>
+                <w:color w:val="0B0B0B"/>
+                <w:sz w:val="18"/>
+              </w:rPr>
+              <w:t>Paso</w:t>
+            </w:r>
+          </w:p>
+        </w:tc>
+      </w:tr>
+      <w:tr>
+        <w:tc>
+          <w:tcPr>
+            <w:tcW w:type="dxa" w:w="4819"/>
+          </w:tcPr>
+          <w:p>
+            <w:pPr>
+              <w:spacing w:after="40" w:before="40"/>
+            </w:pPr>
+            <w:r/>
+            <w:r>
+              <w:rPr>
+                <w:b w:val="0"/>
+                <w:i w:val="0"/>
+                <w:color w:val="0B0B0B"/>
+                <w:sz w:val="18"/>
+              </w:rPr>
+              <w:t>1</w:t>
+            </w:r>
+          </w:p>
+        </w:tc>
+        <w:tc>
+          <w:tcPr>
+            <w:tcW w:type="dxa" w:w="4819"/>
+          </w:tcPr>
+          <w:p>
+            <w:pPr>
+              <w:spacing w:after="40" w:before="40"/>
+            </w:pPr>
+            <w:r/>
+            <w:r>
+              <w:rPr>
+                <w:b w:val="0"/>
+                <w:i w:val="0"/>
+                <w:color w:val="0B0B0B"/>
+                <w:sz w:val="18"/>
+              </w:rPr>
+              <w:t xml:space="preserve">Medir con cinta un tramo recto de </w:t>
+            </w:r>
+            <w:r>
+              <w:rPr>
+                <w:b/>
+                <w:i w:val="0"/>
+                <w:color w:val="0B0B0B"/>
+                <w:sz w:val="18"/>
+              </w:rPr>
+              <w:t>100 m</w:t>
+            </w:r>
+            <w:r>
+              <w:rPr>
+                <w:b w:val="0"/>
+                <w:i w:val="0"/>
+                <w:color w:val="0B0B0B"/>
+                <w:sz w:val="18"/>
+              </w:rPr>
+              <w:t xml:space="preserve"> en el lote o en un camino plano, y marcar el inicio y el final</w:t>
+            </w:r>
+          </w:p>
+        </w:tc>
+      </w:tr>
+      <w:tr>
+        <w:tc>
+          <w:tcPr>
+            <w:tcW w:type="dxa" w:w="4819"/>
+          </w:tcPr>
+          <w:p>
+            <w:pPr>
+              <w:spacing w:after="40" w:before="40"/>
+            </w:pPr>
+            <w:r/>
+            <w:r>
+              <w:rPr>
+                <w:b w:val="0"/>
+                <w:i w:val="0"/>
+                <w:color w:val="0B0B0B"/>
+                <w:sz w:val="18"/>
+              </w:rPr>
+              <w:t>2</w:t>
+            </w:r>
+          </w:p>
+        </w:tc>
+        <w:tc>
+          <w:tcPr>
+            <w:tcW w:type="dxa" w:w="4819"/>
+          </w:tcPr>
+          <w:p>
+            <w:pPr>
+              <w:spacing w:after="40" w:before="40"/>
+            </w:pPr>
+            <w:r/>
+            <w:r>
+              <w:rPr>
+                <w:b w:val="0"/>
+                <w:i w:val="0"/>
+                <w:color w:val="0B0B0B"/>
+                <w:sz w:val="18"/>
+              </w:rPr>
+              <w:t>Recorrerlo con la máquina a ritmo constante y cronometrar. Velocidad real = 100 / segundos</w:t>
+            </w:r>
+          </w:p>
+        </w:tc>
+      </w:tr>
+      <w:tr>
+        <w:tc>
+          <w:tcPr>
+            <w:tcW w:type="dxa" w:w="4819"/>
+          </w:tcPr>
+          <w:p>
+            <w:pPr>
+              <w:spacing w:after="40" w:before="40"/>
+            </w:pPr>
+            <w:r/>
+            <w:r>
+              <w:rPr>
+                <w:b w:val="0"/>
+                <w:i w:val="0"/>
+                <w:color w:val="0B0B0B"/>
+                <w:sz w:val="18"/>
+              </w:rPr>
+              <w:t>3</w:t>
+            </w:r>
+          </w:p>
+        </w:tc>
+        <w:tc>
+          <w:tcPr>
+            <w:tcW w:type="dxa" w:w="4819"/>
+          </w:tcPr>
+          <w:p>
+            <w:pPr>
+              <w:spacing w:after="40" w:before="40"/>
+            </w:pPr>
+            <w:r/>
+            <w:r>
+              <w:rPr>
+                <w:b w:val="0"/>
+                <w:i w:val="0"/>
+                <w:color w:val="0B0B0B"/>
+                <w:sz w:val="18"/>
+              </w:rPr>
+              <w:t xml:space="preserve">Anotar la hora de entrada y de salida: la velocidad del GPS de ese intervalo sale de </w:t>
+            </w:r>
+            <w:r>
+              <w:rPr>
+                <w:rFonts w:ascii="Consolas" w:hAnsi="Consolas"/>
+                <w:b w:val="0"/>
+                <w:i w:val="0"/>
+                <w:color w:val="8B2E2E"/>
+                <w:sz w:val="16"/>
+              </w:rPr>
+              <w:t>telemetria</w:t>
+            </w:r>
+            <w:r>
+              <w:rPr>
+                <w:b w:val="0"/>
+                <w:i w:val="0"/>
+                <w:color w:val="0B0B0B"/>
+                <w:sz w:val="18"/>
+              </w:rPr>
+              <w:t xml:space="preserve"> (</w:t>
+            </w:r>
+            <w:r>
+              <w:rPr>
+                <w:rFonts w:ascii="Consolas" w:hAnsi="Consolas"/>
+                <w:b w:val="0"/>
+                <w:i w:val="0"/>
+                <w:color w:val="8B2E2E"/>
+                <w:sz w:val="16"/>
+              </w:rPr>
+              <w:t>GPS01</w:t>
+            </w:r>
+            <w:r>
+              <w:rPr>
+                <w:b w:val="0"/>
+                <w:i w:val="0"/>
+                <w:color w:val="0B0B0B"/>
+                <w:sz w:val="18"/>
+              </w:rPr>
+              <w:t xml:space="preserve">, </w:t>
+            </w:r>
+            <w:r>
+              <w:rPr>
+                <w:rFonts w:ascii="Consolas" w:hAnsi="Consolas"/>
+                <w:b w:val="0"/>
+                <w:i w:val="0"/>
+                <w:color w:val="8B2E2E"/>
+                <w:sz w:val="16"/>
+              </w:rPr>
+              <w:t>ground_speed</w:t>
+            </w:r>
+            <w:r>
+              <w:rPr>
+                <w:b w:val="0"/>
+                <w:i w:val="0"/>
+                <w:color w:val="0B0B0B"/>
+                <w:sz w:val="18"/>
+              </w:rPr>
+              <w:t>)</w:t>
+            </w:r>
+          </w:p>
+        </w:tc>
+      </w:tr>
+      <w:tr>
+        <w:tc>
+          <w:tcPr>
+            <w:tcW w:type="dxa" w:w="4819"/>
+          </w:tcPr>
+          <w:p>
+            <w:pPr>
+              <w:spacing w:after="40" w:before="40"/>
+            </w:pPr>
+            <w:r/>
+            <w:r>
+              <w:rPr>
+                <w:b w:val="0"/>
+                <w:i w:val="0"/>
+                <w:color w:val="0B0B0B"/>
+                <w:sz w:val="18"/>
+              </w:rPr>
+              <w:t>4</w:t>
+            </w:r>
+          </w:p>
+        </w:tc>
+        <w:tc>
+          <w:tcPr>
+            <w:tcW w:type="dxa" w:w="4819"/>
+          </w:tcPr>
+          <w:p>
+            <w:pPr>
+              <w:spacing w:after="40" w:before="40"/>
+            </w:pPr>
+            <w:r/>
+            <w:r>
+              <w:rPr>
+                <w:b w:val="0"/>
+                <w:i w:val="0"/>
+                <w:color w:val="0B0B0B"/>
+                <w:sz w:val="18"/>
+              </w:rPr>
+              <w:t>Repetir a dos o tres velocidades, la más baja la de trabajo con cultivo acamado</w:t>
+            </w:r>
+          </w:p>
+        </w:tc>
+      </w:tr>
+      <w:tr>
+        <w:tc>
+          <w:tcPr>
+            <w:tcW w:type="dxa" w:w="4819"/>
+          </w:tcPr>
+          <w:p>
+            <w:pPr>
+              <w:spacing w:after="40" w:before="40"/>
+            </w:pPr>
+            <w:r/>
+            <w:r>
+              <w:rPr>
+                <w:b w:val="0"/>
+                <w:i w:val="0"/>
+                <w:color w:val="0B0B0B"/>
+                <w:sz w:val="18"/>
+              </w:rPr>
+              <w:t>5</w:t>
+            </w:r>
+          </w:p>
+        </w:tc>
+        <w:tc>
+          <w:tcPr>
+            <w:tcW w:type="dxa" w:w="4819"/>
+          </w:tcPr>
+          <w:p>
+            <w:pPr>
+              <w:spacing w:after="40" w:before="40"/>
+            </w:pPr>
+            <w:r/>
+            <w:r>
+              <w:rPr>
+                <w:b w:val="0"/>
+                <w:i w:val="0"/>
+                <w:color w:val="0B0B0B"/>
+                <w:sz w:val="18"/>
+              </w:rPr>
+              <w:t>Con la máquina detenida un par de minutos, ver que la filtrada marca 0 (</w:t>
+            </w:r>
+            <w:r>
+              <w:rPr>
+                <w:rFonts w:ascii="Consolas" w:hAnsi="Consolas"/>
+                <w:b w:val="0"/>
+                <w:i w:val="0"/>
+                <w:color w:val="8B2E2E"/>
+                <w:sz w:val="16"/>
+              </w:rPr>
+              <w:t>reposo</w:t>
+            </w:r>
+            <w:r>
+              <w:rPr>
+                <w:b w:val="0"/>
+                <w:i w:val="0"/>
+                <w:color w:val="0B0B0B"/>
+                <w:sz w:val="18"/>
+              </w:rPr>
+              <w:t>)</w:t>
+            </w:r>
+          </w:p>
+        </w:tc>
+      </w:tr>
+    </w:tbl>
+    <w:p>
+      <w:pPr>
+        <w:spacing w:after="80"/>
+      </w:pPr>
+    </w:p>
+    <w:p>
+      <w:r>
+        <w:rPr>
+          <w:b w:val="0"/>
+          <w:i w:val="0"/>
+          <w:color w:val="0B0B0B"/>
+          <w:sz w:val="21"/>
+        </w:rPr>
+        <w:t xml:space="preserve">Si la media del GPS coincide con la del cronómetro dentro de un 5 % a todas las velocidades, la velocidad y el </w:t>
+      </w:r>
+      <w:r>
+        <w:rPr>
+          <w:b w:val="0"/>
+          <w:i/>
+          <w:color w:val="0B0B0B"/>
+          <w:sz w:val="21"/>
+        </w:rPr>
+        <w:t>reel index</w:t>
+      </w:r>
+      <w:r>
+        <w:rPr>
+          <w:b w:val="0"/>
+          <w:i w:val="0"/>
+          <w:color w:val="0B0B0B"/>
+          <w:sz w:val="21"/>
+        </w:rPr>
+        <w:t xml:space="preserve"> se pueden publicar. Si a la más baja se aleja, se publica a partir de la velocidad en que sí coincide, y el umbral queda anotado en el acta de esa jornada.</w:t>
+      </w:r>
+    </w:p>
+    <w:p>
+      <w:pPr>
         <w:spacing w:before="120" w:after="120"/>
         <w:pBdr>
           <w:bottom w:val="single" w:sz="4" w:space="1" w:color="D6D5D0"/>
@@ -5220,6 +5946,51 @@
           <w:color w:val="1A1A1A"/>
           <w:sz w:val="15"/>
         </w:rPr>
+        <w:t># ¿tiene solución el GPS?</w:t>
+      </w:r>
+    </w:p>
+    <w:p>
+      <w:pPr>
+        <w:spacing w:before="0" w:after="0" w:line="240" w:lineRule="auto"/>
+        <w:ind w:left="170"/>
+        <w:shd w:val="clear" w:color="auto" w:fill="F4F4F2"/>
+      </w:pPr>
+      <w:r>
+        <w:rPr>
+          <w:rFonts w:ascii="Consolas" w:hAnsi="Consolas"/>
+          <w:color w:val="1A1A1A"/>
+          <w:sz w:val="15"/>
+        </w:rPr>
+        <w:t>curl -s 192.168.40.2:8000/api/status | python -m json.tool | grep -A14 '"gps"'</w:t>
+      </w:r>
+    </w:p>
+    <w:p>
+      <w:pPr>
+        <w:spacing w:before="0" w:after="0" w:line="240" w:lineRule="auto"/>
+        <w:ind w:left="170"/>
+        <w:shd w:val="clear" w:color="auto" w:fill="F4F4F2"/>
+      </w:pPr>
+      <w:r>
+        <w:rPr>
+          <w:rFonts w:ascii="Consolas" w:hAnsi="Consolas"/>
+          <w:color w:val="1A1A1A"/>
+          <w:sz w:val="15"/>
+        </w:rPr>
+        <w:t xml:space="preserve"> </w:t>
+      </w:r>
+    </w:p>
+    <w:p>
+      <w:pPr>
+        <w:spacing w:before="0" w:after="0" w:line="240" w:lineRule="auto"/>
+        <w:ind w:left="170"/>
+        <w:shd w:val="clear" w:color="auto" w:fill="F4F4F2"/>
+      </w:pPr>
+      <w:r>
+        <w:rPr>
+          <w:rFonts w:ascii="Consolas" w:hAnsi="Consolas"/>
+          <w:color w:val="1A1A1A"/>
+          <w:sz w:val="15"/>
+        </w:rPr>
         <w:t># ¿qué ha pasado hoy?</w:t>
       </w:r>
     </w:p>
@@ -5360,7 +6131,7 @@
           <w:color w:val="1A1A1A"/>
           <w:sz w:val="15"/>
         </w:rPr>
-        <w:t xml:space="preserve">       e.wheel_speed_mps, e.altura_izq_mm, e.reel_index, e.ri_estado</w:t>
+        <w:t xml:space="preserve">       e.ground_speed_mps, e.altura_izq_mm, e.reel_index, e.ri_estado</w:t>
       </w:r>
     </w:p>
     <w:p>
